--- a/docs/交付材料/04-详细设计报告.docx
+++ b/docs/交付材料/04-详细设计报告.docx
@@ -1813,7 +1813,7 @@
                 <w:sz w:val="21"/>
                 <w:szCs w:val="21"/>
               </w:rPr>
-              <w:t xml:space="preserve">Event V2 契约：19 字段定义、31 词 EVENT_TYPES、LOGON_TYPES/SUB_STATUS 码表、make_event 工厂（未知字段抛错）</w:t>
+              <w:t xml:space="preserve">Event V2 契约：19 字段定义、33 词 EVENT_TYPES、LOGON_TYPES/SUB_STATUS 码表、make_event 工厂（未知字段抛错）</w:t>
             </w:r>
           </w:p>
         </w:tc>
@@ -7758,7 +7758,7 @@
                 <w:sz w:val="21"/>
                 <w:szCs w:val="21"/>
               </w:rPr>
-              <w:t xml:space="preserve">事件卡按时间排列，过滤器：主机 / event_type（31 词按七类分组的冻结枚举下拉）/ 只看异常 / severity / 时间范围；severity≥2 卡片标红；展开详情面板（含 detail 键值、raw_log、复制 JSON）</w:t>
+              <w:t xml:space="preserve">事件卡按时间排列，过滤器：主机 / event_type（33 词按七类分组的冻结枚举下拉）/ 只看异常 / severity / 时间范围；severity≥2 卡片标红；展开详情面板（含 detail 键值、raw_log、复制 JSON）</w:t>
             </w:r>
           </w:p>
         </w:tc>
